--- a/backend/templates/docx/AM_AI_SAFE_FAIRA_Report_TEMPLATE_v0.60_20260208.docx
+++ b/backend/templates/docx/AM_AI_SAFE_FAIRA_Report_TEMPLATE_v0.60_20260208.docx
@@ -23670,20 +23670,34 @@
         </w:rPr>
         <w:t>The following recommended controls are intended to address residual risks identified within the Accountability domain. These risks arise due to one or more of the following conditions:</w:t>
       </w:r>
-    </w:p>
-    <w:p>
-      <w:pPr>
-        <w:spacing w:after="0"/>
+      <w:r>
         <w:rPr>
           <w:highlight w:val="cyan"/>
           <w:lang w:eastAsia="en-AU"/>
         </w:rPr>
-      </w:pPr>
+        <w:t xml:space="preserve"> </w:t>
+      </w:r>
       <w:r>
         <w:rPr>
           <w:highlight w:val="cyan"/>
           <w:lang w:eastAsia="en-AU"/>
         </w:rPr>
+        <w:t>%}</w:t>
+      </w:r>
+    </w:p>
+    <w:p>
+      <w:pPr>
+        <w:spacing w:after="0"/>
+        <w:rPr>
+          <w:highlight w:val="cyan"/>
+          <w:lang w:eastAsia="en-AU"/>
+        </w:rPr>
+      </w:pPr>
+      <w:r>
+        <w:rPr>
+          <w:highlight w:val="cyan"/>
+          <w:lang w:eastAsia="en-AU"/>
+        </w:rPr>
         <w:t>{%p if faira_form.A5_1 not in ["Single accountable executive", "Named accountable role"] %}</w:t>
       </w:r>
     </w:p>
@@ -24076,15 +24090,13 @@
         </w:rPr>
         <w:t xml:space="preserve">    faira_form.A5_2 != "No"</w:t>
       </w:r>
-    </w:p>
-    <w:p>
-      <w:pPr>
-        <w:spacing w:after="0"/>
+      <w:r>
         <w:rPr>
           <w:highlight w:val="cyan"/>
           <w:lang w:eastAsia="en-AU"/>
         </w:rPr>
-      </w:pPr>
+        <w:t xml:space="preserve"> </w:t>
+      </w:r>
       <w:r>
         <w:rPr>
           <w:highlight w:val="cyan"/>

--- a/backend/templates/docx/AM_AI_SAFE_FAIRA_Report_TEMPLATE_v0.60_20260208.docx
+++ b/backend/templates/docx/AM_AI_SAFE_FAIRA_Report_TEMPLATE_v0.60_20260208.docx
@@ -337,6 +337,7 @@
           <w:docPartUnique/>
         </w:docPartObj>
       </w:sdtPr>
+      <w:sdtEndPr/>
       <w:sdtContent>
         <w:p>
           <w:pPr>
@@ -20449,7 +20450,7 @@
     </w:p>
     <w:p>
       <w:pPr>
-        <w:spacing w:after="0"/>
+        <w:spacing w:after="120"/>
         <w:rPr>
           <w:highlight w:val="yellow"/>
         </w:rPr>
@@ -20458,35 +20459,7 @@
         <w:rPr>
           <w:highlight w:val="yellow"/>
         </w:rPr>
-        <w:t>{%p %}</w:t>
-      </w:r>
-    </w:p>
-    <w:p>
-      <w:pPr>
-        <w:spacing w:after="120"/>
-        <w:rPr>
-          <w:highlight w:val="yellow"/>
-        </w:rPr>
-      </w:pPr>
-      <w:r>
-        <w:rPr>
-          <w:highlight w:val="yellow"/>
-        </w:rPr>
         <w:t>The accessibility of explanations to non-technical audiences is described as {{ faira_form.B6_4_accessibility if faira_form.B6_4_accessibility else "not specified" }}.</w:t>
-      </w:r>
-    </w:p>
-    <w:p>
-      <w:pPr>
-        <w:spacing w:after="0"/>
-        <w:rPr>
-          <w:highlight w:val="yellow"/>
-        </w:rPr>
-      </w:pPr>
-      <w:r>
-        <w:rPr>
-          <w:highlight w:val="yellow"/>
-        </w:rPr>
-        <w:t>{%p %}</w:t>
       </w:r>
     </w:p>
     <w:p>
@@ -32422,6 +32395,7 @@
         <w:docPartUnique/>
       </w:docPartObj>
     </w:sdtPr>
+    <w:sdtEndPr/>
     <w:sdtContent>
       <w:p>
         <w:pPr>
